--- a/zht/docx/08.content.docx
+++ b/zht/docx/08.content.docx
@@ -17583,36 +17583,24 @@
           <w:lang w:val="zh_TW" w:bidi="zh_TW"/>
         </w:rPr>
       </w:r>
-      <w:hyperlink r:id="rId13">
-        <w:r>
-          <w:rPr>
-            <w:lang w:val="zh_TW" w:bidi="zh_TW"/>
-          </w:rPr>
-          <w:rPr>
-            <w:color w:val="0000EE"/>
-            <w:u w:val="single"/>
-          </w:rPr>
-          <w:t>三章1節</w:t>
-        </w:r>
-      </w:hyperlink>
+      <w:r>
+        <w:rPr>
+          <w:lang w:val="zh_TW" w:bidi="zh_TW"/>
+        </w:rPr>
+        <w:t>三章1節</w:t>
+      </w:r>
       <w:r>
         <w:rPr>
           <w:lang w:val="zh_TW" w:bidi="zh_TW"/>
         </w:rPr>
         <w:t>中拿俄米的修辭性問句為</w:t>
       </w:r>
-      <w:hyperlink r:id="rId14">
-        <w:r>
-          <w:rPr>
-            <w:lang w:val="zh_TW" w:bidi="zh_TW"/>
-          </w:rPr>
-          <w:rPr>
-            <w:color w:val="0000EE"/>
-            <w:u w:val="single"/>
-          </w:rPr>
-          <w:t>三章2至4</w:t>
-        </w:r>
-      </w:hyperlink>
+      <w:r>
+        <w:rPr>
+          <w:lang w:val="zh_TW" w:bidi="zh_TW"/>
+        </w:rPr>
+        <w:t>三章2至4</w:t>
+      </w:r>
       <w:r>
         <w:rPr>
           <w:lang w:val="zh_TW" w:bidi="zh_TW"/>
@@ -17716,18 +17704,12 @@
         </w:rPr>
         <w:t>拿俄米在這裡用問句的形式提醒路得她已經告訴過她的事情（見</w:t>
       </w:r>
-      <w:hyperlink r:id="rId15">
-        <w:r>
-          <w:rPr>
-            <w:lang w:val="zh_TW" w:bidi="zh_TW"/>
-          </w:rPr>
-          <w:rPr>
-            <w:color w:val="0000EE"/>
-            <w:u w:val="single"/>
-          </w:rPr>
-          <w:t>2:20</w:t>
-        </w:r>
-      </w:hyperlink>
+      <w:r>
+        <w:rPr>
+          <w:lang w:val="zh_TW" w:bidi="zh_TW"/>
+        </w:rPr>
+        <w:t>2:20</w:t>
+      </w:r>
       <w:r>
         <w:rPr>
           <w:lang w:val="zh_TW" w:bidi="zh_TW"/>
@@ -18801,54 +18783,36 @@
         </w:rPr>
         <w:t>這個陳述對路得在</w:t>
       </w:r>
-      <w:hyperlink r:id="rId16">
-        <w:r>
-          <w:rPr>
-            <w:lang w:val="zh_TW" w:bidi="zh_TW"/>
-          </w:rPr>
-          <w:rPr>
-            <w:color w:val="0000EE"/>
-            <w:u w:val="single"/>
-          </w:rPr>
-          <w:t>三章7節</w:t>
-        </w:r>
-      </w:hyperlink>
+      <w:r>
+        <w:rPr>
+          <w:lang w:val="zh_TW" w:bidi="zh_TW"/>
+        </w:rPr>
+        <w:t>三章7節</w:t>
+      </w:r>
       <w:r>
         <w:rPr>
           <w:lang w:val="zh_TW" w:bidi="zh_TW"/>
         </w:rPr>
         <w:t>中將要採取的行動作了一個總結。如果人們誤以為路得在</w:t>
       </w:r>
-      <w:hyperlink r:id="rId17">
-        <w:r>
-          <w:rPr>
-            <w:lang w:val="zh_TW" w:bidi="zh_TW"/>
-          </w:rPr>
-          <w:rPr>
-            <w:color w:val="0000EE"/>
-            <w:u w:val="single"/>
-          </w:rPr>
-          <w:t>三章6節</w:t>
-        </w:r>
-      </w:hyperlink>
+      <w:r>
+        <w:rPr>
+          <w:lang w:val="zh_TW" w:bidi="zh_TW"/>
+        </w:rPr>
+        <w:t>三章6節</w:t>
+      </w:r>
       <w:r>
         <w:rPr>
           <w:lang w:val="zh_TW" w:bidi="zh_TW"/>
         </w:rPr>
         <w:t>就已經採取了這些行動，然後在</w:t>
       </w:r>
-      <w:hyperlink r:id="rId16">
-        <w:r>
-          <w:rPr>
-            <w:lang w:val="zh_TW" w:bidi="zh_TW"/>
-          </w:rPr>
-          <w:rPr>
-            <w:color w:val="0000EE"/>
-            <w:u w:val="single"/>
-          </w:rPr>
-          <w:t>三章7節</w:t>
-        </w:r>
-      </w:hyperlink>
+      <w:r>
+        <w:rPr>
+          <w:lang w:val="zh_TW" w:bidi="zh_TW"/>
+        </w:rPr>
+        <w:t>三章7節</w:t>
+      </w:r>
       <w:r>
         <w:rPr>
           <w:lang w:val="zh_TW" w:bidi="zh_TW"/>
@@ -18868,18 +18832,12 @@
         </w:rPr>
         <w:t>。或者，如果這樣能讓事件的順序更清晰的話，你可以將這句話移到</w:t>
       </w:r>
-      <w:hyperlink r:id="rId16">
-        <w:r>
-          <w:rPr>
-            <w:lang w:val="zh_TW" w:bidi="zh_TW"/>
-          </w:rPr>
-          <w:rPr>
-            <w:color w:val="0000EE"/>
-            <w:u w:val="single"/>
-          </w:rPr>
-          <w:t>三章7節</w:t>
-        </w:r>
-      </w:hyperlink>
+      <w:r>
+        <w:rPr>
+          <w:lang w:val="zh_TW" w:bidi="zh_TW"/>
+        </w:rPr>
+        <w:t>三章7節</w:t>
+      </w:r>
       <w:r>
         <w:rPr>
           <w:lang w:val="zh_TW" w:bidi="zh_TW"/>
@@ -19170,18 +19128,12 @@
         </w:rPr>
         <w:t>看看你</w:t>
       </w:r>
-      <w:hyperlink r:id="rId18">
-        <w:r>
-          <w:rPr>
-            <w:lang w:val="zh_TW" w:bidi="zh_TW"/>
-          </w:rPr>
-          <w:rPr>
-            <w:color w:val="0000EE"/>
-            <w:u w:val="single"/>
-          </w:rPr>
-          <w:t>三章4節</w:t>
-        </w:r>
-      </w:hyperlink>
+      <w:r>
+        <w:rPr>
+          <w:lang w:val="zh_TW" w:bidi="zh_TW"/>
+        </w:rPr>
+        <w:t>三章4節</w:t>
+      </w:r>
       <w:r>
         <w:rPr>
           <w:lang w:val="zh_TW" w:bidi="zh_TW"/>
@@ -19836,18 +19788,12 @@
         </w:rPr>
         <w:t>查看你在</w:t>
       </w:r>
-      <w:hyperlink r:id="rId15">
-        <w:r>
-          <w:rPr>
-            <w:lang w:val="zh_TW" w:bidi="zh_TW"/>
-          </w:rPr>
-          <w:rPr>
-            <w:color w:val="0000EE"/>
-            <w:u w:val="single"/>
-          </w:rPr>
-          <w:t>二章20節</w:t>
-        </w:r>
-      </w:hyperlink>
+      <w:r>
+        <w:rPr>
+          <w:lang w:val="zh_TW" w:bidi="zh_TW"/>
+        </w:rPr>
+        <w:t>二章20節</w:t>
+      </w:r>
       <w:r>
         <w:rPr>
           <w:lang w:val="zh_TW" w:bidi="zh_TW"/>
@@ -20048,18 +19994,12 @@
         </w:rPr>
         <w:t>看看你在</w:t>
       </w:r>
-      <w:hyperlink r:id="rId19">
-        <w:r>
-          <w:rPr>
-            <w:lang w:val="zh_TW" w:bidi="zh_TW"/>
-          </w:rPr>
-          <w:rPr>
-            <w:color w:val="0000EE"/>
-            <w:u w:val="single"/>
-          </w:rPr>
-          <w:t>二章8節</w:t>
-        </w:r>
-      </w:hyperlink>
+      <w:r>
+        <w:rPr>
+          <w:lang w:val="zh_TW" w:bidi="zh_TW"/>
+        </w:rPr>
+        <w:t>二章8節</w:t>
+      </w:r>
       <w:r>
         <w:rPr>
           <w:lang w:val="zh_TW" w:bidi="zh_TW"/>
@@ -20500,18 +20440,12 @@
         </w:rPr>
         <w:t>表示之前記敘在</w:t>
       </w:r>
-      <w:hyperlink r:id="rId20">
-        <w:r>
-          <w:rPr>
-            <w:lang w:val="zh_TW" w:bidi="zh_TW"/>
-          </w:rPr>
-          <w:rPr>
-            <w:color w:val="0000EE"/>
-            <w:u w:val="single"/>
-          </w:rPr>
-          <w:t>三章10</w:t>
-        </w:r>
-      </w:hyperlink>
+      <w:r>
+        <w:rPr>
+          <w:lang w:val="zh_TW" w:bidi="zh_TW"/>
+        </w:rPr>
+        <w:t>三章10</w:t>
+      </w:r>
       <w:r>
         <w:rPr>
           <w:lang w:val="zh_TW" w:bidi="zh_TW"/>
@@ -20615,36 +20549,24 @@
         </w:rPr>
         <w:t>看看你在</w:t>
       </w:r>
-      <w:hyperlink r:id="rId19">
-        <w:r>
-          <w:rPr>
-            <w:lang w:val="zh_TW" w:bidi="zh_TW"/>
-          </w:rPr>
-          <w:rPr>
-            <w:color w:val="0000EE"/>
-            <w:u w:val="single"/>
-          </w:rPr>
-          <w:t>二章8節</w:t>
-        </w:r>
-      </w:hyperlink>
+      <w:r>
+        <w:rPr>
+          <w:lang w:val="zh_TW" w:bidi="zh_TW"/>
+        </w:rPr>
+        <w:t>二章8節</w:t>
+      </w:r>
       <w:r>
         <w:rPr>
           <w:lang w:val="zh_TW" w:bidi="zh_TW"/>
         </w:rPr>
         <w:t>和</w:t>
       </w:r>
-      <w:hyperlink r:id="rId20">
-        <w:r>
-          <w:rPr>
-            <w:lang w:val="zh_TW" w:bidi="zh_TW"/>
-          </w:rPr>
-          <w:rPr>
-            <w:color w:val="0000EE"/>
-            <w:u w:val="single"/>
-          </w:rPr>
-          <w:t>三章10節</w:t>
-        </w:r>
-      </w:hyperlink>
+      <w:r>
+        <w:rPr>
+          <w:lang w:val="zh_TW" w:bidi="zh_TW"/>
+        </w:rPr>
+        <w:t>三章10節</w:t>
+      </w:r>
       <w:r>
         <w:rPr>
           <w:lang w:val="zh_TW" w:bidi="zh_TW"/>
@@ -20968,18 +20890,12 @@
         </w:rPr>
         <w:t>表示接下來要說的是另一件重要的事，路得也應該留意聽，就像波阿斯在</w:t>
       </w:r>
-      <w:hyperlink r:id="rId21">
-        <w:r>
-          <w:rPr>
-            <w:lang w:val="zh_TW" w:bidi="zh_TW"/>
-          </w:rPr>
-          <w:rPr>
-            <w:color w:val="0000EE"/>
-            <w:u w:val="single"/>
-          </w:rPr>
-          <w:t>三章11節</w:t>
-        </w:r>
-      </w:hyperlink>
+      <w:r>
+        <w:rPr>
+          <w:lang w:val="zh_TW" w:bidi="zh_TW"/>
+        </w:rPr>
+        <w:t>三章11節</w:t>
+      </w:r>
       <w:r>
         <w:rPr>
           <w:lang w:val="zh_TW" w:bidi="zh_TW"/>
@@ -21109,36 +21025,24 @@
         </w:rPr>
         <w:t>暗示了一種對比，</w:t>
       </w:r>
-      <w:hyperlink r:id="rId21">
-        <w:r>
-          <w:rPr>
-            <w:lang w:val="zh_TW" w:bidi="zh_TW"/>
-          </w:rPr>
-          <w:rPr>
-            <w:color w:val="0000EE"/>
-            <w:u w:val="single"/>
-          </w:rPr>
-          <w:t>三章11節</w:t>
-        </w:r>
-      </w:hyperlink>
+      <w:r>
+        <w:rPr>
+          <w:lang w:val="zh_TW" w:bidi="zh_TW"/>
+        </w:rPr>
+        <w:t>三章11節</w:t>
+      </w:r>
       <w:r>
         <w:rPr>
           <w:lang w:val="zh_TW" w:bidi="zh_TW"/>
         </w:rPr>
         <w:t>中波阿斯願意娶路得與</w:t>
       </w:r>
-      <w:hyperlink r:id="rId22">
-        <w:r>
-          <w:rPr>
-            <w:lang w:val="zh_TW" w:bidi="zh_TW"/>
-          </w:rPr>
-          <w:rPr>
-            <w:color w:val="0000EE"/>
-            <w:u w:val="single"/>
-          </w:rPr>
-          <w:t>三章12節</w:t>
-        </w:r>
-      </w:hyperlink>
+      <w:r>
+        <w:rPr>
+          <w:lang w:val="zh_TW" w:bidi="zh_TW"/>
+        </w:rPr>
+        <w:t>三章12節</w:t>
+      </w:r>
       <w:r>
         <w:rPr>
           <w:lang w:val="zh_TW" w:bidi="zh_TW"/>
@@ -21255,18 +21159,12 @@
         </w:rPr>
         <w:t>查看你在</w:t>
       </w:r>
-      <w:hyperlink r:id="rId15">
-        <w:r>
-          <w:rPr>
-            <w:lang w:val="zh_TW" w:bidi="zh_TW"/>
-          </w:rPr>
-          <w:rPr>
-            <w:color w:val="0000EE"/>
-            <w:u w:val="single"/>
-          </w:rPr>
-          <w:t>二章20節</w:t>
-        </w:r>
-      </w:hyperlink>
+      <w:r>
+        <w:rPr>
+          <w:lang w:val="zh_TW" w:bidi="zh_TW"/>
+        </w:rPr>
+        <w:t>二章20節</w:t>
+      </w:r>
       <w:r>
         <w:rPr>
           <w:lang w:val="zh_TW" w:bidi="zh_TW"/>
@@ -22859,18 +22757,12 @@
         </w:rPr>
         <w:t>看看你在</w:t>
       </w:r>
-      <w:hyperlink r:id="rId23">
-        <w:r>
-          <w:rPr>
-            <w:lang w:val="zh_TW" w:bidi="zh_TW"/>
-          </w:rPr>
-          <w:rPr>
-            <w:color w:val="0000EE"/>
-            <w:u w:val="single"/>
-          </w:rPr>
-          <w:t>三章15節</w:t>
-        </w:r>
-      </w:hyperlink>
+      <w:r>
+        <w:rPr>
+          <w:lang w:val="zh_TW" w:bidi="zh_TW"/>
+        </w:rPr>
+        <w:t>三章15節</w:t>
+      </w:r>
       <w:r>
         <w:rPr>
           <w:lang w:val="zh_TW" w:bidi="zh_TW"/>
@@ -24220,18 +24112,12 @@
         </w:rPr>
         <w:t>特指以利米勒最親近的男性親屬。如果在你的語言中有專門用於這種親緣關係的詞語，用在這裡會很合適。查看你在</w:t>
       </w:r>
-      <w:hyperlink r:id="rId15">
-        <w:r>
-          <w:rPr>
-            <w:lang w:val="zh_TW" w:bidi="zh_TW"/>
-          </w:rPr>
-          <w:rPr>
-            <w:color w:val="0000EE"/>
-            <w:u w:val="single"/>
-          </w:rPr>
-          <w:t>二章20節</w:t>
-        </w:r>
-      </w:hyperlink>
+      <w:r>
+        <w:rPr>
+          <w:lang w:val="zh_TW" w:bidi="zh_TW"/>
+        </w:rPr>
+        <w:t>二章20節</w:t>
+      </w:r>
       <w:r>
         <w:rPr>
           <w:lang w:val="zh_TW" w:bidi="zh_TW"/>
@@ -27365,18 +27251,12 @@
         </w:rPr>
         <w:t>看看你在</w:t>
       </w:r>
-      <w:hyperlink r:id="rId24">
-        <w:r>
-          <w:rPr>
-            <w:lang w:val="zh_TW" w:bidi="zh_TW"/>
-          </w:rPr>
-          <w:rPr>
-            <w:color w:val="0000EE"/>
-            <w:u w:val="single"/>
-          </w:rPr>
-          <w:t>四章5節</w:t>
-        </w:r>
-      </w:hyperlink>
+      <w:r>
+        <w:rPr>
+          <w:lang w:val="zh_TW" w:bidi="zh_TW"/>
+        </w:rPr>
+        <w:t>四章5節</w:t>
+      </w:r>
       <w:r>
         <w:rPr>
           <w:lang w:val="zh_TW" w:bidi="zh_TW"/>
@@ -27486,18 +27366,12 @@
         </w:rPr>
         <w:t>作為名詞來表示死去的人。你的語言可能也會以同樣的方式使用形容詞。如果不這樣用，你可以用相似的片語來翻譯這個詞。查看你在</w:t>
       </w:r>
-      <w:hyperlink r:id="rId24">
-        <w:r>
-          <w:rPr>
-            <w:lang w:val="zh_TW" w:bidi="zh_TW"/>
-          </w:rPr>
-          <w:rPr>
-            <w:color w:val="0000EE"/>
-            <w:u w:val="single"/>
-          </w:rPr>
-          <w:t>四章5節</w:t>
-        </w:r>
-      </w:hyperlink>
+      <w:r>
+        <w:rPr>
+          <w:lang w:val="zh_TW" w:bidi="zh_TW"/>
+        </w:rPr>
+        <w:t>四章5節</w:t>
+      </w:r>
       <w:r>
         <w:rPr>
           <w:lang w:val="zh_TW" w:bidi="zh_TW"/>
@@ -29083,36 +28957,24 @@
         </w:rPr>
         <w:t>的這個詞語表示波阿斯確實做到了他在</w:t>
       </w:r>
-      <w:hyperlink r:id="rId25">
-        <w:r>
-          <w:rPr>
-            <w:lang w:val="zh_TW" w:bidi="zh_TW"/>
-          </w:rPr>
-          <w:rPr>
-            <w:color w:val="0000EE"/>
-            <w:u w:val="single"/>
-          </w:rPr>
-          <w:t>四章10</w:t>
-        </w:r>
-      </w:hyperlink>
+      <w:r>
+        <w:rPr>
+          <w:lang w:val="zh_TW" w:bidi="zh_TW"/>
+        </w:rPr>
+        <w:t>四章10</w:t>
+      </w:r>
       <w:r>
         <w:rPr>
           <w:lang w:val="zh_TW" w:bidi="zh_TW"/>
         </w:rPr>
         <w:t>節中所說的話。在你的語言中使用一個連接詞，清楚地表明後面所跟的內容是前面內容的原因。這個片語不暗示任何形式的暴力脅迫。此語與後面的片語放一起，它僅僅意味著波阿斯娶走了路得。請使用一個連接詞來表示波阿斯的這一舉動是</w:t>
       </w:r>
-      <w:hyperlink r:id="rId25">
-        <w:r>
-          <w:rPr>
-            <w:lang w:val="zh_TW" w:bidi="zh_TW"/>
-          </w:rPr>
-          <w:rPr>
-            <w:color w:val="0000EE"/>
-            <w:u w:val="single"/>
-          </w:rPr>
-          <w:t>四章10</w:t>
-        </w:r>
-      </w:hyperlink>
+      <w:r>
+        <w:rPr>
+          <w:lang w:val="zh_TW" w:bidi="zh_TW"/>
+        </w:rPr>
+        <w:t>四章10</w:t>
+      </w:r>
       <w:r>
         <w:rPr>
           <w:lang w:val="zh_TW" w:bidi="zh_TW"/>
@@ -29326,18 +29188,12 @@
         </w:rPr>
         <w:t>這些是</w:t>
       </w:r>
-      <w:hyperlink r:id="rId26">
-        <w:r>
-          <w:rPr>
-            <w:lang w:val="zh_TW" w:bidi="zh_TW"/>
-          </w:rPr>
-          <w:rPr>
-            <w:color w:val="0000EE"/>
-            <w:u w:val="single"/>
-          </w:rPr>
-          <w:t>一章19節</w:t>
-        </w:r>
-      </w:hyperlink>
+      <w:r>
+        <w:rPr>
+          <w:lang w:val="zh_TW" w:bidi="zh_TW"/>
+        </w:rPr>
+        <w:t>一章19節</w:t>
+      </w:r>
       <w:r>
         <w:rPr>
           <w:lang w:val="zh_TW" w:bidi="zh_TW"/>
@@ -31045,36 +30901,24 @@
         </w:rPr>
         <w:t>因為之前提到法勒斯是猶大的後代，所以作者繼續列出了法勒斯的家譜。</w:t>
       </w:r>
-      <w:hyperlink r:id="rId27">
-        <w:r>
-          <w:rPr>
-            <w:lang w:val="zh_TW" w:bidi="zh_TW"/>
-          </w:rPr>
-          <w:rPr>
-            <w:color w:val="0000EE"/>
-            <w:u w:val="single"/>
-          </w:rPr>
-          <w:t>四章17</w:t>
-        </w:r>
-      </w:hyperlink>
+      <w:r>
+        <w:rPr>
+          <w:lang w:val="zh_TW" w:bidi="zh_TW"/>
+        </w:rPr>
+        <w:t>四章17</w:t>
+      </w:r>
       <w:r>
         <w:rPr>
           <w:lang w:val="zh_TW" w:bidi="zh_TW"/>
         </w:rPr>
         <w:t>節是拿俄米和路得故事的結尾，而</w:t>
       </w:r>
-      <w:hyperlink r:id="rId28">
-        <w:r>
-          <w:rPr>
-            <w:lang w:val="zh_TW" w:bidi="zh_TW"/>
-          </w:rPr>
-          <w:rPr>
-            <w:color w:val="0000EE"/>
-            <w:u w:val="single"/>
-          </w:rPr>
-          <w:t>四章18</w:t>
-        </w:r>
-      </w:hyperlink>
+      <w:r>
+        <w:rPr>
+          <w:lang w:val="zh_TW" w:bidi="zh_TW"/>
+        </w:rPr>
+        <w:t>四章18</w:t>
+      </w:r>
       <w:r>
         <w:rPr>
           <w:lang w:val="zh_TW" w:bidi="zh_TW"/>
@@ -31581,18 +31425,12 @@
         </w:rPr>
         <w:t>請參閱</w:t>
       </w:r>
-      <w:hyperlink r:id="rId27">
-        <w:r>
-          <w:rPr>
-            <w:lang w:val="zh_TW" w:bidi="zh_TW"/>
-          </w:rPr>
-          <w:rPr>
-            <w:color w:val="0000EE"/>
-            <w:u w:val="single"/>
-          </w:rPr>
-          <w:t>四章17節</w:t>
-        </w:r>
-      </w:hyperlink>
+      <w:r>
+        <w:rPr>
+          <w:lang w:val="zh_TW" w:bidi="zh_TW"/>
+        </w:rPr>
+        <w:t>四章17節</w:t>
+      </w:r>
       <w:r>
         <w:rPr>
           <w:lang w:val="zh_TW" w:bidi="zh_TW"/>

--- a/zht/docx/08.content.docx
+++ b/zht/docx/08.content.docx
@@ -10566,6 +10566,26 @@
           <w:lang w:val="zh_TW" w:bidi="zh_TW"/>
         </w:rPr>
         <w:t>是一個臨時的遮蔽之所或田間的小屋，在工人休息時提供一個陰涼的地方。另譯：「在小屋裡」或「在棚子裡」</w:t>
+      </w:r>
+    </w:p>
+    <w:p>
+      <w:pPr/>
+      <w:r>
+        <w:rPr>
+          <w:lang w:val="zh_TW" w:bidi="zh_TW"/>
+        </w:rPr>
+      </w:r>
+      <w:r>
+        <w:rPr>
+          <w:lang w:val="zh_TW" w:bidi="zh_TW"/>
+        </w:rPr>
+        <w:t>參見：</w:t>
+      </w:r>
+      <w:r>
+        <w:rPr>
+          <w:lang w:val="zh_TW" w:bidi="zh_TW"/>
+        </w:rPr>
+        <w:t>翻譯未知詞語</w:t>
       </w:r>
     </w:p>
     <w:p>
